--- a/一簡多繁辨析講義/48. 並、併、并→并.docx
+++ b/一簡多繁辨析講義/48. 並、併、并→并.docx
@@ -187,7 +187,7 @@
           <w:szCs w:val="24"/>
           <w:lang w:val="en-US" w:eastAsia="zh-TW"/>
         </w:rPr>
-        <w:t>是指併排、合併、副詞（一起、同時；用於否定詞前加強否定語氣；皆、俱）、介詞（表示對象，相當於「連」、「同」）、連詞（表示平列或更進一層，相當於「且」、「而且」），如「並蒂」、「並蒂蓮」、「蓮開並蒂」、「並駕齊驅」、「並肩」、「並列」、「並排」、「並立」、「並進」、「並行」、「並行不悖」、「並存」、「並存不悖」、「相提並論」、「並不是」、「並用」、「恩威並用」、「並非」、「並未」、「並無此事」、「並無不當」、「圖文並茂」、「情文並茂」、「椿萱並茂」、「聲情並茂」、「文情並茂」、「並概青雲」（形容山勢高峻，與天雲齊平）、「並且」等。而「併」則是指並列、並行、合在一起、聚集、拼命、逼、催逼、齊、都、皆，如「併排」、「併立」、「併力」、「併發」、「合併」、「歸併」、「併入」、「吞併」、「併吞」、「併攏」、「火併」、「兼併」、「併兼」</w:t>
+        <w:t>是指併排、合併、副詞（一起、同時；用於否定詞前加強否定語氣；皆、俱）、介詞（表示對象，相當於「連」、「同」）、連詞（表示平列或更進一層，相當於「且」、「而且」），如「並蒂」、「並蒂蓮」、「蓮開並蒂」、「並駕齊驅」、「並肩」、「並列」、「並排」、「並立」、「並進」、「並行」、「並行不悖」、「並存」、「並存不悖」、「相提並論」、「並不是」、「並用」、「恩威並用」、「並非」、「並未」、「並無此事」、「並無不當」、「圖文並茂」、「情文並茂」、「椿萱並茂」、「聲情並茂」、「文情並茂」、「並概青雲」（形容山勢高峻，與天雲齊平）、「並且」等。而「併」則是指並列、並行、合在一起、聚集、拼命、逼、催逼、齊、都、皆，如「併排」、「併立」、「併力」、「併發」、「合併」、「歸併」、「併入」、「吞併」、「併吞」、「併攏」、「火併」、「兼併」、「併兼」、「併查集」</w:t>
       </w:r>
       <w:bookmarkStart w:id="0" w:name="_GoBack"/>
       <w:bookmarkEnd w:id="0"/>
